--- a/storage/BaseOficios/OficioMembretado.docx
+++ b/storage/BaseOficios/OficioMembretado.docx
@@ -2,14 +2,142 @@
 <file path=word/document.xml><?xml version="1.0" encoding="utf-8"?>
 <w:document xmlns:wpc="http://schemas.microsoft.com/office/word/2010/wordprocessingCanvas" xmlns:cx="http://schemas.microsoft.com/office/drawing/2014/chartex" xmlns:cx1="http://schemas.microsoft.com/office/drawing/2015/9/8/chartex" xmlns:cx2="http://schemas.microsoft.com/office/drawing/2015/10/21/chartex" xmlns:cx3="http://schemas.microsoft.com/office/drawing/2016/5/9/chartex" xmlns:cx4="http://schemas.microsoft.com/office/drawing/2016/5/10/chartex" xmlns:cx5="http://schemas.microsoft.com/office/drawing/2016/5/11/chartex" xmlns:cx6="http://schemas.microsoft.com/office/drawing/2016/5/12/chartex" xmlns:cx7="http://schemas.microsoft.com/office/drawing/2016/5/13/chartex" xmlns:cx8="http://schemas.microsoft.com/office/drawing/2016/5/14/chartex" xmlns:mc="http://schemas.openxmlformats.org/markup-compatibility/2006" xmlns:aink="http://schemas.microsoft.com/office/drawing/2016/ink" xmlns:am3d="http://schemas.microsoft.com/office/drawing/2017/model3d" xmlns:o="urn:schemas-microsoft-com:office:office" xmlns:oel="http://schemas.microsoft.com/office/2019/extlst" xmlns:r="http://schemas.openxmlformats.org/officeDocument/2006/relationships" xmlns:m="http://schemas.openxmlformats.org/officeDocument/2006/math" xmlns:v="urn:schemas-microsoft-com:vml" xmlns:wp14="http://schemas.microsoft.com/office/word/2010/wordprocessingDrawing" xmlns:wp="http://schemas.openxmlformats.org/drawingml/2006/wordprocessingDrawing" xmlns:w10="urn:schemas-microsoft-com:office:word" xmlns:w="http://schemas.openxmlformats.org/wordprocessingml/2006/main" xmlns:w14="http://schemas.microsoft.com/office/word/2010/wordml" xmlns:w15="http://schemas.microsoft.com/office/word/2012/wordml" xmlns:w16cex="http://schemas.microsoft.com/office/word/2018/wordml/cex" xmlns:w16cid="http://schemas.microsoft.com/office/word/2016/wordml/cid" xmlns:w16="http://schemas.microsoft.com/office/word/2018/wordml" xmlns:w16du="http://schemas.microsoft.com/office/word/2023/wordml/word16du" xmlns:w16sdtdh="http://schemas.microsoft.com/office/word/2020/wordml/sdtdatahash" xmlns:w16sdtfl="http://schemas.microsoft.com/office/word/2024/wordml/sdtformatlock" xmlns:w16se="http://schemas.microsoft.com/office/word/2015/wordml/symex" xmlns:wpg="http://schemas.microsoft.com/office/word/2010/wordprocessingGroup" xmlns:wpi="http://schemas.microsoft.com/office/word/2010/wordprocessingInk" xmlns:wne="http://schemas.microsoft.com/office/word/2006/wordml" xmlns:wps="http://schemas.microsoft.com/office/word/2010/wordprocessingShape" mc:Ignorable="w14 w15 w16se w16cid w16 w16cex w16sdtdh w16sdtfl w16du wp14">
   <w:body>
+    <w:tbl>
+      <w:tblPr>
+        <w:tblStyle w:val="Tablaconcuadrcula"/>
+        <w:tblpPr w:leftFromText="141" w:rightFromText="141" w:vertAnchor="text" w:horzAnchor="page" w:tblpX="991" w:tblpY="10556"/>
+        <w:tblW w:w="0" w:type="auto"/>
+        <w:tblLook w:val="04A0" w:firstRow="1" w:lastRow="0" w:firstColumn="1" w:lastColumn="0" w:noHBand="0" w:noVBand="1"/>
+      </w:tblPr>
+      <w:tblGrid>
+        <w:gridCol w:w="1838"/>
+        <w:gridCol w:w="3224"/>
+      </w:tblGrid>
+      <w:tr>
+        <w:trPr>
+          <w:trHeight w:val="174"/>
+        </w:trPr>
+        <w:tc>
+          <w:tcPr>
+            <w:tcW w:w="1838" w:type="dxa"/>
+          </w:tcPr>
+          <w:p>
+            <w:pPr>
+              <w:rPr>
+                <w:sz w:val="16"/>
+                <w:szCs w:val="16"/>
+              </w:rPr>
+            </w:pPr>
+            <w:r>
+              <w:rPr>
+                <w:sz w:val="16"/>
+                <w:szCs w:val="16"/>
+              </w:rPr>
+              <w:t>Elaborado</w:t>
+            </w:r>
+          </w:p>
+        </w:tc>
+        <w:tc>
+          <w:tcPr>
+            <w:tcW w:w="3224" w:type="dxa"/>
+          </w:tcPr>
+          <w:p>
+            <w:pPr>
+              <w:rPr>
+                <w:sz w:val="16"/>
+                <w:szCs w:val="16"/>
+              </w:rPr>
+            </w:pPr>
+            <w:r>
+              <w:rPr>
+                <w:sz w:val="16"/>
+                <w:szCs w:val="16"/>
+              </w:rPr>
+              <w:t>Revisado</w:t>
+            </w:r>
+          </w:p>
+        </w:tc>
+      </w:tr>
+      <w:tr>
+        <w:trPr>
+          <w:trHeight w:val="164"/>
+        </w:trPr>
+        <w:tc>
+          <w:tcPr>
+            <w:tcW w:w="1838" w:type="dxa"/>
+          </w:tcPr>
+          <w:p>
+            <w:pPr>
+              <w:rPr>
+                <w:sz w:val="16"/>
+                <w:szCs w:val="16"/>
+              </w:rPr>
+            </w:pPr>
+          </w:p>
+        </w:tc>
+        <w:tc>
+          <w:tcPr>
+            <w:tcW w:w="3224" w:type="dxa"/>
+          </w:tcPr>
+          <w:p>
+            <w:pPr>
+              <w:rPr>
+                <w:sz w:val="16"/>
+                <w:szCs w:val="16"/>
+              </w:rPr>
+            </w:pPr>
+          </w:p>
+        </w:tc>
+      </w:tr>
+      <w:tr>
+        <w:trPr>
+          <w:trHeight w:val="164"/>
+        </w:trPr>
+        <w:tc>
+          <w:tcPr>
+            <w:tcW w:w="1838" w:type="dxa"/>
+          </w:tcPr>
+          <w:p>
+            <w:pPr>
+              <w:rPr>
+                <w:sz w:val="16"/>
+                <w:szCs w:val="16"/>
+              </w:rPr>
+            </w:pPr>
+            <w:r>
+              <w:rPr>
+                <w:sz w:val="16"/>
+                <w:szCs w:val="16"/>
+              </w:rPr>
+              <w:t>Administrativo</w:t>
+            </w:r>
+          </w:p>
+        </w:tc>
+        <w:tc>
+          <w:tcPr>
+            <w:tcW w:w="3224" w:type="dxa"/>
+          </w:tcPr>
+          <w:p>
+            <w:pPr>
+              <w:rPr>
+                <w:sz w:val="16"/>
+                <w:szCs w:val="16"/>
+              </w:rPr>
+            </w:pPr>
+            <w:r>
+              <w:rPr>
+                <w:sz w:val="16"/>
+                <w:szCs w:val="16"/>
+              </w:rPr>
+              <w:t>Dirección de Planeacion y Desarrollo Urbano</w:t>
+            </w:r>
+          </w:p>
+        </w:tc>
+      </w:tr>
+    </w:tbl>
     <w:p/>
     <w:sectPr>
-      <w:headerReference w:type="even" r:id="rId7"/>
-      <w:headerReference w:type="default" r:id="rId8"/>
-      <w:footerReference w:type="even" r:id="rId9"/>
-      <w:footerReference w:type="default" r:id="rId10"/>
-      <w:headerReference w:type="first" r:id="rId11"/>
-      <w:footerReference w:type="first" r:id="rId12"/>
+      <w:headerReference w:type="default" r:id="rId7"/>
       <w:pgSz w:w="12240" w:h="15840"/>
       <w:pgMar w:top="1021" w:right="1701" w:bottom="1418" w:left="1701" w:header="989" w:footer="709" w:gutter="0"/>
       <w:cols w:space="708"/>
@@ -44,36 +172,6 @@
 </w:endnotes>
 </file>
 
-<file path=word/footer1.xml><?xml version="1.0" encoding="utf-8"?>
-<w:ftr xmlns:wpc="http://schemas.microsoft.com/office/word/2010/wordprocessingCanvas" xmlns:cx="http://schemas.microsoft.com/office/drawing/2014/chartex" xmlns:cx1="http://schemas.microsoft.com/office/drawing/2015/9/8/chartex" xmlns:cx2="http://schemas.microsoft.com/office/drawing/2015/10/21/chartex" xmlns:cx3="http://schemas.microsoft.com/office/drawing/2016/5/9/chartex" xmlns:cx4="http://schemas.microsoft.com/office/drawing/2016/5/10/chartex" xmlns:cx5="http://schemas.microsoft.com/office/drawing/2016/5/11/chartex" xmlns:cx6="http://schemas.microsoft.com/office/drawing/2016/5/12/chartex" xmlns:cx7="http://schemas.microsoft.com/office/drawing/2016/5/13/chartex" xmlns:cx8="http://schemas.microsoft.com/office/drawing/2016/5/14/chartex" xmlns:mc="http://schemas.openxmlformats.org/markup-compatibility/2006" xmlns:aink="http://schemas.microsoft.com/office/drawing/2016/ink" xmlns:am3d="http://schemas.microsoft.com/office/drawing/2017/model3d" xmlns:o="urn:schemas-microsoft-com:office:office" xmlns:oel="http://schemas.microsoft.com/office/2019/extlst" xmlns:r="http://schemas.openxmlformats.org/officeDocument/2006/relationships" xmlns:m="http://schemas.openxmlformats.org/officeDocument/2006/math" xmlns:v="urn:schemas-microsoft-com:vml" xmlns:wp14="http://schemas.microsoft.com/office/word/2010/wordprocessingDrawing" xmlns:wp="http://schemas.openxmlformats.org/drawingml/2006/wordprocessingDrawing" xmlns:w10="urn:schemas-microsoft-com:office:word" xmlns:w="http://schemas.openxmlformats.org/wordprocessingml/2006/main" xmlns:w14="http://schemas.microsoft.com/office/word/2010/wordml" xmlns:w15="http://schemas.microsoft.com/office/word/2012/wordml" xmlns:w16cex="http://schemas.microsoft.com/office/word/2018/wordml/cex" xmlns:w16cid="http://schemas.microsoft.com/office/word/2016/wordml/cid" xmlns:w16="http://schemas.microsoft.com/office/word/2018/wordml" xmlns:w16du="http://schemas.microsoft.com/office/word/2023/wordml/word16du" xmlns:w16sdtdh="http://schemas.microsoft.com/office/word/2020/wordml/sdtdatahash" xmlns:w16sdtfl="http://schemas.microsoft.com/office/word/2024/wordml/sdtformatlock" xmlns:w16se="http://schemas.microsoft.com/office/word/2015/wordml/symex" xmlns:wpg="http://schemas.microsoft.com/office/word/2010/wordprocessingGroup" xmlns:wpi="http://schemas.microsoft.com/office/word/2010/wordprocessingInk" xmlns:wne="http://schemas.microsoft.com/office/word/2006/wordml" xmlns:wps="http://schemas.microsoft.com/office/word/2010/wordprocessingShape" mc:Ignorable="w14 w15 w16se w16cid w16 w16cex w16sdtdh w16sdtfl w16du wp14">
-  <w:p>
-    <w:pPr>
-      <w:pStyle w:val="Piedepgina"/>
-    </w:pPr>
-  </w:p>
-</w:ftr>
-</file>
-
-<file path=word/footer2.xml><?xml version="1.0" encoding="utf-8"?>
-<w:ftr xmlns:wpc="http://schemas.microsoft.com/office/word/2010/wordprocessingCanvas" xmlns:cx="http://schemas.microsoft.com/office/drawing/2014/chartex" xmlns:cx1="http://schemas.microsoft.com/office/drawing/2015/9/8/chartex" xmlns:cx2="http://schemas.microsoft.com/office/drawing/2015/10/21/chartex" xmlns:cx3="http://schemas.microsoft.com/office/drawing/2016/5/9/chartex" xmlns:cx4="http://schemas.microsoft.com/office/drawing/2016/5/10/chartex" xmlns:cx5="http://schemas.microsoft.com/office/drawing/2016/5/11/chartex" xmlns:cx6="http://schemas.microsoft.com/office/drawing/2016/5/12/chartex" xmlns:cx7="http://schemas.microsoft.com/office/drawing/2016/5/13/chartex" xmlns:cx8="http://schemas.microsoft.com/office/drawing/2016/5/14/chartex" xmlns:mc="http://schemas.openxmlformats.org/markup-compatibility/2006" xmlns:aink="http://schemas.microsoft.com/office/drawing/2016/ink" xmlns:am3d="http://schemas.microsoft.com/office/drawing/2017/model3d" xmlns:o="urn:schemas-microsoft-com:office:office" xmlns:oel="http://schemas.microsoft.com/office/2019/extlst" xmlns:r="http://schemas.openxmlformats.org/officeDocument/2006/relationships" xmlns:m="http://schemas.openxmlformats.org/officeDocument/2006/math" xmlns:v="urn:schemas-microsoft-com:vml" xmlns:wp14="http://schemas.microsoft.com/office/word/2010/wordprocessingDrawing" xmlns:wp="http://schemas.openxmlformats.org/drawingml/2006/wordprocessingDrawing" xmlns:w10="urn:schemas-microsoft-com:office:word" xmlns:w="http://schemas.openxmlformats.org/wordprocessingml/2006/main" xmlns:w14="http://schemas.microsoft.com/office/word/2010/wordml" xmlns:w15="http://schemas.microsoft.com/office/word/2012/wordml" xmlns:w16cex="http://schemas.microsoft.com/office/word/2018/wordml/cex" xmlns:w16cid="http://schemas.microsoft.com/office/word/2016/wordml/cid" xmlns:w16="http://schemas.microsoft.com/office/word/2018/wordml" xmlns:w16du="http://schemas.microsoft.com/office/word/2023/wordml/word16du" xmlns:w16sdtdh="http://schemas.microsoft.com/office/word/2020/wordml/sdtdatahash" xmlns:w16sdtfl="http://schemas.microsoft.com/office/word/2024/wordml/sdtformatlock" xmlns:w16se="http://schemas.microsoft.com/office/word/2015/wordml/symex" xmlns:wpg="http://schemas.microsoft.com/office/word/2010/wordprocessingGroup" xmlns:wpi="http://schemas.microsoft.com/office/word/2010/wordprocessingInk" xmlns:wne="http://schemas.microsoft.com/office/word/2006/wordml" xmlns:wps="http://schemas.microsoft.com/office/word/2010/wordprocessingShape" mc:Ignorable="w14 w15 w16se w16cid w16 w16cex w16sdtdh w16sdtfl w16du wp14">
-  <w:p>
-    <w:pPr>
-      <w:pStyle w:val="Piedepgina"/>
-    </w:pPr>
-  </w:p>
-</w:ftr>
-</file>
-
-<file path=word/footer3.xml><?xml version="1.0" encoding="utf-8"?>
-<w:ftr xmlns:wpc="http://schemas.microsoft.com/office/word/2010/wordprocessingCanvas" xmlns:cx="http://schemas.microsoft.com/office/drawing/2014/chartex" xmlns:cx1="http://schemas.microsoft.com/office/drawing/2015/9/8/chartex" xmlns:cx2="http://schemas.microsoft.com/office/drawing/2015/10/21/chartex" xmlns:cx3="http://schemas.microsoft.com/office/drawing/2016/5/9/chartex" xmlns:cx4="http://schemas.microsoft.com/office/drawing/2016/5/10/chartex" xmlns:cx5="http://schemas.microsoft.com/office/drawing/2016/5/11/chartex" xmlns:cx6="http://schemas.microsoft.com/office/drawing/2016/5/12/chartex" xmlns:cx7="http://schemas.microsoft.com/office/drawing/2016/5/13/chartex" xmlns:cx8="http://schemas.microsoft.com/office/drawing/2016/5/14/chartex" xmlns:mc="http://schemas.openxmlformats.org/markup-compatibility/2006" xmlns:aink="http://schemas.microsoft.com/office/drawing/2016/ink" xmlns:am3d="http://schemas.microsoft.com/office/drawing/2017/model3d" xmlns:o="urn:schemas-microsoft-com:office:office" xmlns:oel="http://schemas.microsoft.com/office/2019/extlst" xmlns:r="http://schemas.openxmlformats.org/officeDocument/2006/relationships" xmlns:m="http://schemas.openxmlformats.org/officeDocument/2006/math" xmlns:v="urn:schemas-microsoft-com:vml" xmlns:wp14="http://schemas.microsoft.com/office/word/2010/wordprocessingDrawing" xmlns:wp="http://schemas.openxmlformats.org/drawingml/2006/wordprocessingDrawing" xmlns:w10="urn:schemas-microsoft-com:office:word" xmlns:w="http://schemas.openxmlformats.org/wordprocessingml/2006/main" xmlns:w14="http://schemas.microsoft.com/office/word/2010/wordml" xmlns:w15="http://schemas.microsoft.com/office/word/2012/wordml" xmlns:w16cex="http://schemas.microsoft.com/office/word/2018/wordml/cex" xmlns:w16cid="http://schemas.microsoft.com/office/word/2016/wordml/cid" xmlns:w16="http://schemas.microsoft.com/office/word/2018/wordml" xmlns:w16du="http://schemas.microsoft.com/office/word/2023/wordml/word16du" xmlns:w16sdtdh="http://schemas.microsoft.com/office/word/2020/wordml/sdtdatahash" xmlns:w16sdtfl="http://schemas.microsoft.com/office/word/2024/wordml/sdtformatlock" xmlns:w16se="http://schemas.microsoft.com/office/word/2015/wordml/symex" xmlns:wpg="http://schemas.microsoft.com/office/word/2010/wordprocessingGroup" xmlns:wpi="http://schemas.microsoft.com/office/word/2010/wordprocessingInk" xmlns:wne="http://schemas.microsoft.com/office/word/2006/wordml" xmlns:wps="http://schemas.microsoft.com/office/word/2010/wordprocessingShape" mc:Ignorable="w14 w15 w16se w16cid w16 w16cex w16sdtdh w16sdtfl w16du wp14">
-  <w:p>
-    <w:pPr>
-      <w:pStyle w:val="Piedepgina"/>
-    </w:pPr>
-  </w:p>
-</w:ftr>
-</file>
-
 <file path=word/footnotes.xml><?xml version="1.0" encoding="utf-8"?>
 <w:footnotes xmlns:wpc="http://schemas.microsoft.com/office/word/2010/wordprocessingCanvas" xmlns:cx="http://schemas.microsoft.com/office/drawing/2014/chartex" xmlns:cx1="http://schemas.microsoft.com/office/drawing/2015/9/8/chartex" xmlns:cx2="http://schemas.microsoft.com/office/drawing/2015/10/21/chartex" xmlns:cx3="http://schemas.microsoft.com/office/drawing/2016/5/9/chartex" xmlns:cx4="http://schemas.microsoft.com/office/drawing/2016/5/10/chartex" xmlns:cx5="http://schemas.microsoft.com/office/drawing/2016/5/11/chartex" xmlns:cx6="http://schemas.microsoft.com/office/drawing/2016/5/12/chartex" xmlns:cx7="http://schemas.microsoft.com/office/drawing/2016/5/13/chartex" xmlns:cx8="http://schemas.microsoft.com/office/drawing/2016/5/14/chartex" xmlns:mc="http://schemas.openxmlformats.org/markup-compatibility/2006" xmlns:aink="http://schemas.microsoft.com/office/drawing/2016/ink" xmlns:am3d="http://schemas.microsoft.com/office/drawing/2017/model3d" xmlns:o="urn:schemas-microsoft-com:office:office" xmlns:oel="http://schemas.microsoft.com/office/2019/extlst" xmlns:r="http://schemas.openxmlformats.org/officeDocument/2006/relationships" xmlns:m="http://schemas.openxmlformats.org/officeDocument/2006/math" xmlns:v="urn:schemas-microsoft-com:vml" xmlns:wp14="http://schemas.microsoft.com/office/word/2010/wordprocessingDrawing" xmlns:wp="http://schemas.openxmlformats.org/drawingml/2006/wordprocessingDrawing" xmlns:w10="urn:schemas-microsoft-com:office:word" xmlns:w="http://schemas.openxmlformats.org/wordprocessingml/2006/main" xmlns:w14="http://schemas.microsoft.com/office/word/2010/wordml" xmlns:w15="http://schemas.microsoft.com/office/word/2012/wordml" xmlns:w16cex="http://schemas.microsoft.com/office/word/2018/wordml/cex" xmlns:w16cid="http://schemas.microsoft.com/office/word/2016/wordml/cid" xmlns:w16="http://schemas.microsoft.com/office/word/2018/wordml" xmlns:w16du="http://schemas.microsoft.com/office/word/2023/wordml/word16du" xmlns:w16sdtdh="http://schemas.microsoft.com/office/word/2020/wordml/sdtdatahash" xmlns:w16sdtfl="http://schemas.microsoft.com/office/word/2024/wordml/sdtformatlock" xmlns:w16se="http://schemas.microsoft.com/office/word/2015/wordml/symex" xmlns:wpg="http://schemas.microsoft.com/office/word/2010/wordprocessingGroup" xmlns:wpi="http://schemas.microsoft.com/office/word/2010/wordprocessingInk" xmlns:wne="http://schemas.microsoft.com/office/word/2006/wordml" xmlns:wps="http://schemas.microsoft.com/office/word/2010/wordprocessingShape" mc:Ignorable="w14 w15 w16se w16cid w16 w16cex w16sdtdh w16sdtfl w16du wp14">
   <w:footnote w:type="separator" w:id="-1">
@@ -104,16 +202,6 @@
   <w:p>
     <w:pPr>
       <w:pStyle w:val="Encabezado"/>
-    </w:pPr>
-  </w:p>
-</w:hdr>
-</file>
-
-<file path=word/header2.xml><?xml version="1.0" encoding="utf-8"?>
-<w:hdr xmlns:wpc="http://schemas.microsoft.com/office/word/2010/wordprocessingCanvas" xmlns:cx="http://schemas.microsoft.com/office/drawing/2014/chartex" xmlns:cx1="http://schemas.microsoft.com/office/drawing/2015/9/8/chartex" xmlns:cx2="http://schemas.microsoft.com/office/drawing/2015/10/21/chartex" xmlns:cx3="http://schemas.microsoft.com/office/drawing/2016/5/9/chartex" xmlns:cx4="http://schemas.microsoft.com/office/drawing/2016/5/10/chartex" xmlns:cx5="http://schemas.microsoft.com/office/drawing/2016/5/11/chartex" xmlns:cx6="http://schemas.microsoft.com/office/drawing/2016/5/12/chartex" xmlns:cx7="http://schemas.microsoft.com/office/drawing/2016/5/13/chartex" xmlns:cx8="http://schemas.microsoft.com/office/drawing/2016/5/14/chartex" xmlns:mc="http://schemas.openxmlformats.org/markup-compatibility/2006" xmlns:aink="http://schemas.microsoft.com/office/drawing/2016/ink" xmlns:am3d="http://schemas.microsoft.com/office/drawing/2017/model3d" xmlns:o="urn:schemas-microsoft-com:office:office" xmlns:oel="http://schemas.microsoft.com/office/2019/extlst" xmlns:r="http://schemas.openxmlformats.org/officeDocument/2006/relationships" xmlns:m="http://schemas.openxmlformats.org/officeDocument/2006/math" xmlns:v="urn:schemas-microsoft-com:vml" xmlns:wp14="http://schemas.microsoft.com/office/word/2010/wordprocessingDrawing" xmlns:wp="http://schemas.openxmlformats.org/drawingml/2006/wordprocessingDrawing" xmlns:w10="urn:schemas-microsoft-com:office:word" xmlns:w="http://schemas.openxmlformats.org/wordprocessingml/2006/main" xmlns:w14="http://schemas.microsoft.com/office/word/2010/wordml" xmlns:w15="http://schemas.microsoft.com/office/word/2012/wordml" xmlns:w16cex="http://schemas.microsoft.com/office/word/2018/wordml/cex" xmlns:w16cid="http://schemas.microsoft.com/office/word/2016/wordml/cid" xmlns:w16="http://schemas.microsoft.com/office/word/2018/wordml" xmlns:w16du="http://schemas.microsoft.com/office/word/2023/wordml/word16du" xmlns:w16sdtdh="http://schemas.microsoft.com/office/word/2020/wordml/sdtdatahash" xmlns:w16sdtfl="http://schemas.microsoft.com/office/word/2024/wordml/sdtformatlock" xmlns:w16se="http://schemas.microsoft.com/office/word/2015/wordml/symex" xmlns:wpg="http://schemas.microsoft.com/office/word/2010/wordprocessingGroup" xmlns:wpi="http://schemas.microsoft.com/office/word/2010/wordprocessingInk" xmlns:wne="http://schemas.microsoft.com/office/word/2006/wordml" xmlns:wps="http://schemas.microsoft.com/office/word/2010/wordprocessingShape" mc:Ignorable="w14 w15 w16se w16cid w16 w16cex w16sdtdh w16sdtfl w16du wp14">
-  <w:p>
-    <w:pPr>
-      <w:pStyle w:val="Encabezado"/>
       <w:rPr>
         <w:noProof/>
         <w:sz w:val="12"/>
@@ -125,7 +213,7 @@
         <w:noProof/>
       </w:rPr>
       <w:drawing>
-        <wp:anchor distT="0" distB="0" distL="114300" distR="114300" simplePos="0" relativeHeight="251659264" behindDoc="1" locked="0" layoutInCell="1" allowOverlap="1" wp14:anchorId="370E29F2" wp14:editId="3AC74891">
+        <wp:anchor distT="0" distB="0" distL="114300" distR="114300" simplePos="0" relativeHeight="251659264" behindDoc="1" locked="0" layoutInCell="1" allowOverlap="1" wp14:anchorId="370E29F2" wp14:editId="5FD8AF56">
           <wp:simplePos x="0" y="0"/>
           <wp:positionH relativeFrom="column">
             <wp:posOffset>-575310</wp:posOffset>
@@ -467,16 +555,6 @@
         <w:sz w:val="4"/>
         <w:szCs w:val="4"/>
       </w:rPr>
-    </w:pPr>
-  </w:p>
-</w:hdr>
-</file>
-
-<file path=word/header3.xml><?xml version="1.0" encoding="utf-8"?>
-<w:hdr xmlns:wpc="http://schemas.microsoft.com/office/word/2010/wordprocessingCanvas" xmlns:cx="http://schemas.microsoft.com/office/drawing/2014/chartex" xmlns:cx1="http://schemas.microsoft.com/office/drawing/2015/9/8/chartex" xmlns:cx2="http://schemas.microsoft.com/office/drawing/2015/10/21/chartex" xmlns:cx3="http://schemas.microsoft.com/office/drawing/2016/5/9/chartex" xmlns:cx4="http://schemas.microsoft.com/office/drawing/2016/5/10/chartex" xmlns:cx5="http://schemas.microsoft.com/office/drawing/2016/5/11/chartex" xmlns:cx6="http://schemas.microsoft.com/office/drawing/2016/5/12/chartex" xmlns:cx7="http://schemas.microsoft.com/office/drawing/2016/5/13/chartex" xmlns:cx8="http://schemas.microsoft.com/office/drawing/2016/5/14/chartex" xmlns:mc="http://schemas.openxmlformats.org/markup-compatibility/2006" xmlns:aink="http://schemas.microsoft.com/office/drawing/2016/ink" xmlns:am3d="http://schemas.microsoft.com/office/drawing/2017/model3d" xmlns:o="urn:schemas-microsoft-com:office:office" xmlns:oel="http://schemas.microsoft.com/office/2019/extlst" xmlns:r="http://schemas.openxmlformats.org/officeDocument/2006/relationships" xmlns:m="http://schemas.openxmlformats.org/officeDocument/2006/math" xmlns:v="urn:schemas-microsoft-com:vml" xmlns:wp14="http://schemas.microsoft.com/office/word/2010/wordprocessingDrawing" xmlns:wp="http://schemas.openxmlformats.org/drawingml/2006/wordprocessingDrawing" xmlns:w10="urn:schemas-microsoft-com:office:word" xmlns:w="http://schemas.openxmlformats.org/wordprocessingml/2006/main" xmlns:w14="http://schemas.microsoft.com/office/word/2010/wordml" xmlns:w15="http://schemas.microsoft.com/office/word/2012/wordml" xmlns:w16cex="http://schemas.microsoft.com/office/word/2018/wordml/cex" xmlns:w16cid="http://schemas.microsoft.com/office/word/2016/wordml/cid" xmlns:w16="http://schemas.microsoft.com/office/word/2018/wordml" xmlns:w16du="http://schemas.microsoft.com/office/word/2023/wordml/word16du" xmlns:w16sdtdh="http://schemas.microsoft.com/office/word/2020/wordml/sdtdatahash" xmlns:w16sdtfl="http://schemas.microsoft.com/office/word/2024/wordml/sdtformatlock" xmlns:w16se="http://schemas.microsoft.com/office/word/2015/wordml/symex" xmlns:wpg="http://schemas.microsoft.com/office/word/2010/wordprocessingGroup" xmlns:wpi="http://schemas.microsoft.com/office/word/2010/wordprocessingInk" xmlns:wne="http://schemas.microsoft.com/office/word/2006/wordml" xmlns:wps="http://schemas.microsoft.com/office/word/2010/wordprocessingShape" mc:Ignorable="w14 w15 w16se w16cid w16 w16cex w16sdtdh w16sdtfl w16du wp14">
-  <w:p>
-    <w:pPr>
-      <w:pStyle w:val="Encabezado"/>
     </w:pPr>
   </w:p>
 </w:hdr>
